--- a/artifacts/docx/MEMORY.docx
+++ b/artifacts/docx/MEMORY.docx
@@ -2,1751 +2,1160 @@
 <file path=word/document.xml><?xml version="1.0" encoding="utf-8"?>
 <w:document xmlns:wpc="http://schemas.microsoft.com/office/word/2010/wordprocessingCanvas" xmlns:mo="http://schemas.microsoft.com/office/mac/office/2008/main" xmlns:mc="http://schemas.openxmlformats.org/markup-compatibility/2006" xmlns:mv="urn:schemas-microsoft-com:mac:vml" xmlns:o="urn:schemas-microsoft-com:office:office" xmlns:r="http://schemas.openxmlformats.org/officeDocument/2006/relationships" xmlns:m="http://schemas.openxmlformats.org/officeDocument/2006/math" xmlns:v="urn:schemas-microsoft-com:vml" xmlns:wp14="http://schemas.microsoft.com/office/word/2010/wordprocessingDrawing" xmlns:wp="http://schemas.openxmlformats.org/drawingml/2006/wordprocessingDrawing" xmlns:w10="urn:schemas-microsoft-com:office:word" xmlns:w="http://schemas.openxmlformats.org/wordprocessingml/2006/main" xmlns:w14="http://schemas.microsoft.com/office/word/2010/wordml" xmlns:wpg="http://schemas.microsoft.com/office/word/2010/wordprocessingGroup" xmlns:wpi="http://schemas.microsoft.com/office/word/2010/wordprocessingInk" xmlns:wne="http://schemas.microsoft.com/office/word/2006/wordml" xmlns:wps="http://schemas.microsoft.com/office/word/2010/wordprocessingShape" mc:Ignorable="w14 wp14">
   <w:body>
-    <w:p>
-      <w:pPr>
-        <w:jc w:val="center"/>
-      </w:pPr>
-      <w:r>
-        <w:rPr>
-          <w:rFonts w:ascii="Aptos Display" w:hAnsi="Aptos Display"/>
-          <w:b/>
-          <w:color w:val="316273"/>
-          <w:sz w:val="48"/>
-        </w:rPr>
-        <w:t>Memory</w:t>
-      </w:r>
-    </w:p>
     <w:tbl>
       <w:tblPr>
         <w:tblStyle w:val="TableGrid"/>
-        <w:tblW w:type="dxa" w:w="10166"/>
-        <w:jc w:val="center"/>
-        <w:tblLayout w:type="fixed"/>
+        <w:tblW w:type="auto" w:w="0"/>
         <w:tblLook w:firstColumn="1" w:firstRow="1" w:lastColumn="0" w:lastRow="0" w:noHBand="0" w:noVBand="1" w:val="04A0"/>
-        <w:tblInd w:type="dxa" w:w="120"/>
       </w:tblPr>
       <w:tblGrid>
-        <w:gridCol w:w="2668"/>
-        <w:gridCol w:w="7498"/>
+        <w:gridCol w:w="4320"/>
+        <w:gridCol w:w="4320"/>
       </w:tblGrid>
       <w:tr>
-        <w:trPr>
-          <w:cantSplit/>
-          <w:tblHeader/>
-        </w:trPr>
         <w:tc>
           <w:tcPr>
-            <w:tcW w:type="dxa" w:w="2668"/>
-            <w:shd w:fill="316273"/>
+            <w:tcW w:type="dxa" w:w="4320"/>
           </w:tcPr>
           <w:p>
             <w:r>
-              <w:rPr>
-                <w:rFonts w:ascii="Aptos" w:hAnsi="Aptos"/>
-                <w:b/>
-                <w:color w:val="FFFFFF"/>
-                <w:sz w:val="16"/>
-              </w:rPr>
               <w:t>Document</w:t>
             </w:r>
           </w:p>
         </w:tc>
         <w:tc>
           <w:tcPr>
-            <w:tcW w:type="dxa" w:w="7498"/>
-            <w:shd w:fill="316273"/>
+            <w:tcW w:type="dxa" w:w="4320"/>
           </w:tcPr>
           <w:p>
             <w:r>
-              <w:rPr>
-                <w:rFonts w:ascii="Aptos" w:hAnsi="Aptos"/>
-                <w:b/>
-                <w:color w:val="FFFFFF"/>
-                <w:sz w:val="16"/>
-              </w:rPr>
               <w:t>Zombie Awareness Overhaul Memory</w:t>
             </w:r>
           </w:p>
         </w:tc>
       </w:tr>
       <w:tr>
-        <w:trPr>
-          <w:cantSplit/>
-        </w:trPr>
         <w:tc>
           <w:tcPr>
-            <w:tcW w:type="dxa" w:w="2668"/>
+            <w:tcW w:type="dxa" w:w="4320"/>
           </w:tcPr>
           <w:p>
             <w:r>
-              <w:rPr>
-                <w:rFonts w:ascii="Aptos" w:hAnsi="Aptos"/>
-                <w:sz w:val="16"/>
-              </w:rPr>
               <w:t>Version</w:t>
             </w:r>
           </w:p>
         </w:tc>
         <w:tc>
           <w:tcPr>
-            <w:tcW w:type="dxa" w:w="7498"/>
+            <w:tcW w:type="dxa" w:w="4320"/>
           </w:tcPr>
           <w:p>
             <w:r>
-              <w:rPr>
-                <w:rFonts w:ascii="Aptos" w:hAnsi="Aptos"/>
-                <w:sz w:val="16"/>
-              </w:rPr>
-              <w:t>0.5.4.0-pre-alpha</w:t>
+              <w:t>`0.5.4.1-pre-alpha`</w:t>
             </w:r>
           </w:p>
         </w:tc>
       </w:tr>
       <w:tr>
-        <w:trPr>
-          <w:cantSplit/>
-        </w:trPr>
         <w:tc>
           <w:tcPr>
-            <w:tcW w:type="dxa" w:w="2668"/>
-            <w:shd w:fill="EAF1F3"/>
+            <w:tcW w:type="dxa" w:w="4320"/>
           </w:tcPr>
           <w:p>
             <w:r>
-              <w:rPr>
-                <w:rFonts w:ascii="Aptos" w:hAnsi="Aptos"/>
-                <w:sz w:val="16"/>
-              </w:rPr>
               <w:t>Author</w:t>
             </w:r>
           </w:p>
         </w:tc>
         <w:tc>
           <w:tcPr>
-            <w:tcW w:type="dxa" w:w="7498"/>
-            <w:shd w:fill="EAF1F3"/>
+            <w:tcW w:type="dxa" w:w="4320"/>
           </w:tcPr>
           <w:p>
             <w:r>
-              <w:rPr>
-                <w:rFonts w:ascii="Aptos" w:hAnsi="Aptos"/>
-                <w:sz w:val="16"/>
-              </w:rPr>
               <w:t>ellyj3rain</w:t>
             </w:r>
           </w:p>
         </w:tc>
       </w:tr>
       <w:tr>
-        <w:trPr>
-          <w:cantSplit/>
-        </w:trPr>
         <w:tc>
           <w:tcPr>
-            <w:tcW w:type="dxa" w:w="2668"/>
+            <w:tcW w:type="dxa" w:w="4320"/>
           </w:tcPr>
           <w:p>
             <w:r>
-              <w:rPr>
-                <w:rFonts w:ascii="Aptos" w:hAnsi="Aptos"/>
-                <w:sz w:val="16"/>
-              </w:rPr>
               <w:t>Repository</w:t>
             </w:r>
           </w:p>
         </w:tc>
         <w:tc>
           <w:tcPr>
-            <w:tcW w:type="dxa" w:w="7498"/>
+            <w:tcW w:type="dxa" w:w="4320"/>
           </w:tcPr>
           <w:p>
             <w:r>
-              <w:rPr>
-                <w:rFonts w:ascii="Aptos" w:hAnsi="Aptos"/>
-                <w:sz w:val="16"/>
-              </w:rPr>
-              <w:t>MEMORY.md</w:t>
+              <w:t>`MEMORY.md`</w:t>
             </w:r>
           </w:p>
         </w:tc>
       </w:tr>
       <w:tr>
-        <w:trPr>
-          <w:cantSplit/>
-        </w:trPr>
         <w:tc>
           <w:tcPr>
-            <w:tcW w:type="dxa" w:w="2668"/>
-            <w:shd w:fill="EAF1F3"/>
+            <w:tcW w:type="dxa" w:w="4320"/>
           </w:tcPr>
           <w:p>
             <w:r>
-              <w:rPr>
-                <w:rFonts w:ascii="Aptos" w:hAnsi="Aptos"/>
-                <w:sz w:val="16"/>
-              </w:rPr>
               <w:t>Status</w:t>
             </w:r>
           </w:p>
         </w:tc>
         <w:tc>
           <w:tcPr>
-            <w:tcW w:type="dxa" w:w="7498"/>
-            <w:shd w:fill="EAF1F3"/>
+            <w:tcW w:type="dxa" w:w="4320"/>
           </w:tcPr>
           <w:p>
             <w:r>
-              <w:rPr>
-                <w:rFonts w:ascii="Aptos" w:hAnsi="Aptos"/>
-                <w:sz w:val="16"/>
-              </w:rPr>
               <w:t>ACTIVE - index of every root document and its standing.</w:t>
             </w:r>
           </w:p>
         </w:tc>
       </w:tr>
     </w:tbl>
-    <w:p>
-      <w:r>
-        <w:t>Index of every document at the repository root, with what it is and whether it is current. Nothing at the root is unclassified.</w:t>
-      </w:r>
-    </w:p>
+    <w:p/>
     <w:p>
       <w:pPr>
         <w:pStyle w:val="Heading1"/>
       </w:pPr>
       <w:r>
+        <w:t>Memory</w:t>
+      </w:r>
+    </w:p>
+    <w:p/>
+    <w:p>
+      <w:r>
+        <w:t>Index of every document at the repository root, with what it is and whether</w:t>
+      </w:r>
+    </w:p>
+    <w:p>
+      <w:r>
+        <w:t>it is current. Nothing at the root is unclassified.</w:t>
+      </w:r>
+    </w:p>
+    <w:p/>
+    <w:p>
+      <w:pPr>
+        <w:pStyle w:val="Heading2"/>
+      </w:pPr>
+      <w:r>
         <w:t>Status vocabulary</w:t>
       </w:r>
     </w:p>
+    <w:p/>
     <w:tbl>
       <w:tblPr>
         <w:tblStyle w:val="TableGrid"/>
-        <w:tblW w:type="dxa" w:w="10166"/>
-        <w:jc w:val="center"/>
-        <w:tblLayout w:type="fixed"/>
+        <w:tblW w:type="auto" w:w="0"/>
         <w:tblLook w:firstColumn="1" w:firstRow="1" w:lastColumn="0" w:lastRow="0" w:noHBand="0" w:noVBand="1" w:val="04A0"/>
-        <w:tblInd w:type="dxa" w:w="120"/>
       </w:tblPr>
       <w:tblGrid>
-        <w:gridCol w:w="2451"/>
-        <w:gridCol w:w="7715"/>
+        <w:gridCol w:w="4320"/>
+        <w:gridCol w:w="4320"/>
       </w:tblGrid>
       <w:tr>
-        <w:trPr>
-          <w:cantSplit/>
-          <w:tblHeader/>
-        </w:trPr>
         <w:tc>
           <w:tcPr>
-            <w:tcW w:type="dxa" w:w="2451"/>
-            <w:shd w:fill="316273"/>
+            <w:tcW w:type="dxa" w:w="4320"/>
           </w:tcPr>
           <w:p>
             <w:r>
-              <w:rPr>
-                <w:rFonts w:ascii="Aptos" w:hAnsi="Aptos"/>
-                <w:b/>
-                <w:color w:val="FFFFFF"/>
-                <w:sz w:val="16"/>
-              </w:rPr>
               <w:t>Status</w:t>
             </w:r>
           </w:p>
         </w:tc>
         <w:tc>
           <w:tcPr>
-            <w:tcW w:type="dxa" w:w="7715"/>
-            <w:shd w:fill="316273"/>
+            <w:tcW w:type="dxa" w:w="4320"/>
           </w:tcPr>
           <w:p>
             <w:r>
-              <w:rPr>
-                <w:rFonts w:ascii="Aptos" w:hAnsi="Aptos"/>
-                <w:b/>
-                <w:color w:val="FFFFFF"/>
-                <w:sz w:val="16"/>
-              </w:rPr>
               <w:t>Meaning</w:t>
             </w:r>
           </w:p>
         </w:tc>
       </w:tr>
       <w:tr>
-        <w:trPr>
-          <w:cantSplit/>
-        </w:trPr>
         <w:tc>
           <w:tcPr>
-            <w:tcW w:type="dxa" w:w="2451"/>
+            <w:tcW w:type="dxa" w:w="4320"/>
           </w:tcPr>
           <w:p>
             <w:r>
-              <w:rPr>
-                <w:rFonts w:ascii="Aptos" w:hAnsi="Aptos"/>
-                <w:sz w:val="16"/>
-              </w:rPr>
               <w:t>CANONICAL</w:t>
             </w:r>
           </w:p>
         </w:tc>
         <w:tc>
           <w:tcPr>
-            <w:tcW w:type="dxa" w:w="7715"/>
+            <w:tcW w:type="dxa" w:w="4320"/>
           </w:tcPr>
           <w:p>
             <w:r>
-              <w:rPr>
-                <w:rFonts w:ascii="Aptos" w:hAnsi="Aptos"/>
-                <w:sz w:val="16"/>
-              </w:rPr>
               <w:t>Current truth. Edit in place when superseded.</w:t>
             </w:r>
           </w:p>
         </w:tc>
       </w:tr>
       <w:tr>
-        <w:trPr>
-          <w:cantSplit/>
-        </w:trPr>
         <w:tc>
           <w:tcPr>
-            <w:tcW w:type="dxa" w:w="2451"/>
-            <w:shd w:fill="EAF1F3"/>
+            <w:tcW w:type="dxa" w:w="4320"/>
           </w:tcPr>
           <w:p>
             <w:r>
-              <w:rPr>
-                <w:rFonts w:ascii="Aptos" w:hAnsi="Aptos"/>
-                <w:sz w:val="16"/>
-              </w:rPr>
               <w:t>CANONICAL, APPEND-ONLY</w:t>
             </w:r>
           </w:p>
         </w:tc>
         <w:tc>
           <w:tcPr>
-            <w:tcW w:type="dxa" w:w="7715"/>
-            <w:shd w:fill="EAF1F3"/>
+            <w:tcW w:type="dxa" w:w="4320"/>
           </w:tcPr>
           <w:p>
             <w:r>
-              <w:rPr>
-                <w:rFonts w:ascii="Aptos" w:hAnsi="Aptos"/>
-                <w:sz w:val="16"/>
-              </w:rPr>
               <w:t>Current, extended through new entries; prior substance is fixed.</w:t>
             </w:r>
           </w:p>
         </w:tc>
       </w:tr>
       <w:tr>
-        <w:trPr>
-          <w:cantSplit/>
-        </w:trPr>
         <w:tc>
           <w:tcPr>
-            <w:tcW w:type="dxa" w:w="2451"/>
+            <w:tcW w:type="dxa" w:w="4320"/>
           </w:tcPr>
           <w:p>
             <w:r>
-              <w:rPr>
-                <w:rFonts w:ascii="Aptos" w:hAnsi="Aptos"/>
-                <w:sz w:val="16"/>
-              </w:rPr>
               <w:t>REGULATORY</w:t>
             </w:r>
           </w:p>
         </w:tc>
         <w:tc>
           <w:tcPr>
-            <w:tcW w:type="dxa" w:w="7715"/>
+            <w:tcW w:type="dxa" w:w="4320"/>
           </w:tcPr>
           <w:p>
             <w:r>
-              <w:rPr>
-                <w:rFonts w:ascii="Aptos" w:hAnsi="Aptos"/>
-                <w:sz w:val="16"/>
-              </w:rPr>
               <w:t>Active index. May be corrected without rewriting what it organizes.</w:t>
             </w:r>
           </w:p>
         </w:tc>
       </w:tr>
       <w:tr>
-        <w:trPr>
-          <w:cantSplit/>
-        </w:trPr>
         <w:tc>
           <w:tcPr>
-            <w:tcW w:type="dxa" w:w="2451"/>
-            <w:shd w:fill="EAF1F3"/>
+            <w:tcW w:type="dxa" w:w="4320"/>
           </w:tcPr>
           <w:p>
             <w:r>
-              <w:rPr>
-                <w:rFonts w:ascii="Aptos" w:hAnsi="Aptos"/>
-                <w:sz w:val="16"/>
-              </w:rPr>
               <w:t>SHIM</w:t>
             </w:r>
           </w:p>
         </w:tc>
         <w:tc>
           <w:tcPr>
-            <w:tcW w:type="dxa" w:w="7715"/>
-            <w:shd w:fill="EAF1F3"/>
+            <w:tcW w:type="dxa" w:w="4320"/>
           </w:tcPr>
           <w:p>
             <w:r>
-              <w:rPr>
-                <w:rFonts w:ascii="Aptos" w:hAnsi="Aptos"/>
-                <w:sz w:val="16"/>
-              </w:rPr>
               <w:t>Pointer file.</w:t>
             </w:r>
           </w:p>
         </w:tc>
       </w:tr>
     </w:tbl>
+    <w:p/>
     <w:p>
       <w:pPr>
-        <w:pStyle w:val="Heading1"/>
+        <w:pStyle w:val="Heading2"/>
       </w:pPr>
       <w:r>
         <w:t>Canonical doc-pack</w:t>
       </w:r>
     </w:p>
+    <w:p/>
     <w:tbl>
       <w:tblPr>
         <w:tblStyle w:val="TableGrid"/>
-        <w:tblW w:type="dxa" w:w="10166"/>
-        <w:jc w:val="center"/>
-        <w:tblLayout w:type="fixed"/>
+        <w:tblW w:type="auto" w:w="0"/>
         <w:tblLook w:firstColumn="1" w:firstRow="1" w:lastColumn="0" w:lastRow="0" w:noHBand="0" w:noVBand="1" w:val="04A0"/>
-        <w:tblInd w:type="dxa" w:w="120"/>
       </w:tblPr>
       <w:tblGrid>
-        <w:gridCol w:w="1616"/>
-        <w:gridCol w:w="1541"/>
-        <w:gridCol w:w="7009"/>
+        <w:gridCol w:w="2880"/>
+        <w:gridCol w:w="2880"/>
+        <w:gridCol w:w="2880"/>
       </w:tblGrid>
       <w:tr>
-        <w:trPr>
-          <w:cantSplit/>
-          <w:tblHeader/>
-        </w:trPr>
         <w:tc>
           <w:tcPr>
-            <w:tcW w:type="dxa" w:w="1616"/>
-            <w:shd w:fill="316273"/>
+            <w:tcW w:type="dxa" w:w="2880"/>
           </w:tcPr>
           <w:p>
             <w:r>
-              <w:rPr>
-                <w:rFonts w:ascii="Aptos" w:hAnsi="Aptos"/>
-                <w:b/>
-                <w:color w:val="FFFFFF"/>
-                <w:sz w:val="16"/>
-              </w:rPr>
               <w:t>File</w:t>
             </w:r>
           </w:p>
         </w:tc>
         <w:tc>
           <w:tcPr>
-            <w:tcW w:type="dxa" w:w="1541"/>
-            <w:shd w:fill="316273"/>
+            <w:tcW w:type="dxa" w:w="2880"/>
           </w:tcPr>
           <w:p>
             <w:r>
-              <w:rPr>
-                <w:rFonts w:ascii="Aptos" w:hAnsi="Aptos"/>
-                <w:b/>
-                <w:color w:val="FFFFFF"/>
-                <w:sz w:val="16"/>
-              </w:rPr>
               <w:t>Status</w:t>
             </w:r>
           </w:p>
         </w:tc>
         <w:tc>
           <w:tcPr>
-            <w:tcW w:type="dxa" w:w="7009"/>
-            <w:shd w:fill="316273"/>
+            <w:tcW w:type="dxa" w:w="2880"/>
           </w:tcPr>
           <w:p>
             <w:r>
-              <w:rPr>
-                <w:rFonts w:ascii="Aptos" w:hAnsi="Aptos"/>
-                <w:b/>
-                <w:color w:val="FFFFFF"/>
-                <w:sz w:val="16"/>
-              </w:rPr>
               <w:t>Role</w:t>
             </w:r>
           </w:p>
         </w:tc>
       </w:tr>
       <w:tr>
-        <w:trPr>
-          <w:cantSplit/>
-        </w:trPr>
         <w:tc>
           <w:tcPr>
-            <w:tcW w:type="dxa" w:w="1616"/>
+            <w:tcW w:type="dxa" w:w="2880"/>
           </w:tcPr>
           <w:p>
             <w:r>
-              <w:rPr>
-                <w:rFonts w:ascii="Aptos" w:hAnsi="Aptos"/>
-                <w:sz w:val="16"/>
-              </w:rPr>
-              <w:t>README.md</w:t>
+              <w:t>`README.md`</w:t>
             </w:r>
           </w:p>
         </w:tc>
         <w:tc>
           <w:tcPr>
-            <w:tcW w:type="dxa" w:w="1541"/>
+            <w:tcW w:type="dxa" w:w="2880"/>
           </w:tcPr>
           <w:p>
             <w:r>
-              <w:rPr>
-                <w:rFonts w:ascii="Aptos" w:hAnsi="Aptos"/>
-                <w:sz w:val="16"/>
-              </w:rPr>
               <w:t>CANONICAL</w:t>
             </w:r>
           </w:p>
         </w:tc>
         <w:tc>
           <w:tcPr>
-            <w:tcW w:type="dxa" w:w="7009"/>
+            <w:tcW w:type="dxa" w:w="2880"/>
           </w:tcPr>
           <w:p>
             <w:r>
-              <w:rPr>
-                <w:rFonts w:ascii="Aptos" w:hAnsi="Aptos"/>
-                <w:sz w:val="16"/>
-              </w:rPr>
               <w:t>Human entry point.</w:t>
             </w:r>
           </w:p>
         </w:tc>
       </w:tr>
       <w:tr>
-        <w:trPr>
-          <w:cantSplit/>
-        </w:trPr>
         <w:tc>
           <w:tcPr>
-            <w:tcW w:type="dxa" w:w="1616"/>
-            <w:shd w:fill="EAF1F3"/>
+            <w:tcW w:type="dxa" w:w="2880"/>
           </w:tcPr>
           <w:p>
             <w:r>
-              <w:rPr>
-                <w:rFonts w:ascii="Aptos" w:hAnsi="Aptos"/>
-                <w:sz w:val="16"/>
-              </w:rPr>
-              <w:t>MEMORY.md</w:t>
+              <w:t>`MEMORY.md`</w:t>
             </w:r>
           </w:p>
         </w:tc>
         <w:tc>
           <w:tcPr>
-            <w:tcW w:type="dxa" w:w="1541"/>
-            <w:shd w:fill="EAF1F3"/>
+            <w:tcW w:type="dxa" w:w="2880"/>
           </w:tcPr>
           <w:p>
             <w:r>
-              <w:rPr>
-                <w:rFonts w:ascii="Aptos" w:hAnsi="Aptos"/>
-                <w:sz w:val="16"/>
-              </w:rPr>
               <w:t>CANONICAL</w:t>
             </w:r>
           </w:p>
         </w:tc>
         <w:tc>
           <w:tcPr>
-            <w:tcW w:type="dxa" w:w="7009"/>
-            <w:shd w:fill="EAF1F3"/>
+            <w:tcW w:type="dxa" w:w="2880"/>
           </w:tcPr>
           <w:p>
             <w:r>
-              <w:rPr>
-                <w:rFonts w:ascii="Aptos" w:hAnsi="Aptos"/>
-                <w:sz w:val="16"/>
-              </w:rPr>
               <w:t>This index.</w:t>
             </w:r>
           </w:p>
         </w:tc>
       </w:tr>
       <w:tr>
-        <w:trPr>
-          <w:cantSplit/>
-        </w:trPr>
         <w:tc>
           <w:tcPr>
-            <w:tcW w:type="dxa" w:w="1616"/>
+            <w:tcW w:type="dxa" w:w="2880"/>
           </w:tcPr>
           <w:p>
             <w:r>
-              <w:rPr>
-                <w:rFonts w:ascii="Aptos" w:hAnsi="Aptos"/>
-                <w:sz w:val="16"/>
-              </w:rPr>
-              <w:t>CORE.md</w:t>
+              <w:t>`CORE.md`</w:t>
             </w:r>
           </w:p>
         </w:tc>
         <w:tc>
           <w:tcPr>
-            <w:tcW w:type="dxa" w:w="1541"/>
+            <w:tcW w:type="dxa" w:w="2880"/>
           </w:tcPr>
           <w:p>
             <w:r>
-              <w:rPr>
-                <w:rFonts w:ascii="Aptos" w:hAnsi="Aptos"/>
-                <w:sz w:val="16"/>
-              </w:rPr>
               <w:t>CANONICAL</w:t>
             </w:r>
           </w:p>
         </w:tc>
         <w:tc>
           <w:tcPr>
-            <w:tcW w:type="dxa" w:w="7009"/>
+            <w:tcW w:type="dxa" w:w="2880"/>
           </w:tcPr>
           <w:p>
             <w:r>
-              <w:rPr>
-                <w:rFonts w:ascii="Aptos" w:hAnsi="Aptos"/>
-                <w:sz w:val="16"/>
-              </w:rPr>
               <w:t>Project identity, the two mechanisms, governing constraints.</w:t>
             </w:r>
           </w:p>
         </w:tc>
       </w:tr>
       <w:tr>
-        <w:trPr>
-          <w:cantSplit/>
-        </w:trPr>
         <w:tc>
           <w:tcPr>
-            <w:tcW w:type="dxa" w:w="1616"/>
-            <w:shd w:fill="EAF1F3"/>
+            <w:tcW w:type="dxa" w:w="2880"/>
           </w:tcPr>
           <w:p>
             <w:r>
-              <w:rPr>
-                <w:rFonts w:ascii="Aptos" w:hAnsi="Aptos"/>
-                <w:sz w:val="16"/>
-              </w:rPr>
-              <w:t>ARCHITECTURE.md</w:t>
+              <w:t>`ARCHITECTURE.md`</w:t>
             </w:r>
           </w:p>
         </w:tc>
         <w:tc>
           <w:tcPr>
-            <w:tcW w:type="dxa" w:w="1541"/>
-            <w:shd w:fill="EAF1F3"/>
+            <w:tcW w:type="dxa" w:w="2880"/>
           </w:tcPr>
           <w:p>
             <w:r>
-              <w:rPr>
-                <w:rFonts w:ascii="Aptos" w:hAnsi="Aptos"/>
-                <w:sz w:val="16"/>
-              </w:rPr>
               <w:t>CANONICAL</w:t>
             </w:r>
           </w:p>
         </w:tc>
         <w:tc>
           <w:tcPr>
-            <w:tcW w:type="dxa" w:w="7009"/>
-            <w:shd w:fill="EAF1F3"/>
+            <w:tcW w:type="dxa" w:w="2880"/>
           </w:tcPr>
           <w:p>
             <w:r>
-              <w:rPr>
-                <w:rFonts w:ascii="Aptos" w:hAnsi="Aptos"/>
-                <w:sz w:val="16"/>
-              </w:rPr>
               <w:t>Ratified framework shape; the ownership seam; what is not ratified.</w:t>
             </w:r>
           </w:p>
         </w:tc>
       </w:tr>
       <w:tr>
-        <w:trPr>
-          <w:cantSplit/>
-        </w:trPr>
         <w:tc>
           <w:tcPr>
-            <w:tcW w:type="dxa" w:w="1616"/>
+            <w:tcW w:type="dxa" w:w="2880"/>
           </w:tcPr>
           <w:p>
             <w:r>
-              <w:rPr>
-                <w:rFonts w:ascii="Aptos" w:hAnsi="Aptos"/>
-                <w:sz w:val="16"/>
-              </w:rPr>
-              <w:t>GOVERNANCE.md</w:t>
+              <w:t>`GOVERNANCE.md`</w:t>
             </w:r>
           </w:p>
         </w:tc>
         <w:tc>
           <w:tcPr>
-            <w:tcW w:type="dxa" w:w="1541"/>
+            <w:tcW w:type="dxa" w:w="2880"/>
           </w:tcPr>
           <w:p>
             <w:r>
-              <w:rPr>
-                <w:rFonts w:ascii="Aptos" w:hAnsi="Aptos"/>
-                <w:sz w:val="16"/>
-              </w:rPr>
               <w:t>CANONICAL</w:t>
             </w:r>
           </w:p>
         </w:tc>
         <w:tc>
           <w:tcPr>
-            <w:tcW w:type="dxa" w:w="7009"/>
+            <w:tcW w:type="dxa" w:w="2880"/>
           </w:tcPr>
           <w:p>
             <w:r>
-              <w:rPr>
-                <w:rFonts w:ascii="Aptos" w:hAnsi="Aptos"/>
-                <w:sz w:val="16"/>
-              </w:rPr>
               <w:t>Operating discipline and judgement rules.</w:t>
             </w:r>
           </w:p>
         </w:tc>
       </w:tr>
       <w:tr>
-        <w:trPr>
-          <w:cantSplit/>
-        </w:trPr>
         <w:tc>
           <w:tcPr>
-            <w:tcW w:type="dxa" w:w="1616"/>
-            <w:shd w:fill="EAF1F3"/>
+            <w:tcW w:type="dxa" w:w="2880"/>
           </w:tcPr>
           <w:p>
             <w:r>
-              <w:rPr>
-                <w:rFonts w:ascii="Aptos" w:hAnsi="Aptos"/>
-                <w:sz w:val="16"/>
-              </w:rPr>
-              <w:t>DECISION_REGISTRY.md</w:t>
+              <w:t>`DECISION_REGISTRY.md`</w:t>
             </w:r>
           </w:p>
         </w:tc>
         <w:tc>
           <w:tcPr>
-            <w:tcW w:type="dxa" w:w="1541"/>
-            <w:shd w:fill="EAF1F3"/>
+            <w:tcW w:type="dxa" w:w="2880"/>
           </w:tcPr>
           <w:p>
             <w:r>
-              <w:rPr>
-                <w:rFonts w:ascii="Aptos" w:hAnsi="Aptos"/>
-                <w:sz w:val="16"/>
-              </w:rPr>
               <w:t>CANONICAL, APPEND-ONLY</w:t>
             </w:r>
           </w:p>
         </w:tc>
         <w:tc>
           <w:tcPr>
-            <w:tcW w:type="dxa" w:w="7009"/>
-            <w:shd w:fill="EAF1F3"/>
+            <w:tcW w:type="dxa" w:w="2880"/>
           </w:tcPr>
           <w:p>
             <w:r>
-              <w:rPr>
-                <w:rFonts w:ascii="Aptos" w:hAnsi="Aptos"/>
-                <w:sz w:val="16"/>
-              </w:rPr>
               <w:t>Ratified decisions from DR-001.</w:t>
             </w:r>
           </w:p>
         </w:tc>
       </w:tr>
       <w:tr>
-        <w:trPr>
-          <w:cantSplit/>
-        </w:trPr>
         <w:tc>
           <w:tcPr>
-            <w:tcW w:type="dxa" w:w="1616"/>
+            <w:tcW w:type="dxa" w:w="2880"/>
           </w:tcPr>
           <w:p>
             <w:r>
-              <w:rPr>
-                <w:rFonts w:ascii="Aptos" w:hAnsi="Aptos"/>
-                <w:sz w:val="16"/>
-              </w:rPr>
-              <w:t>FINDINGS.md</w:t>
+              <w:t>`FINDINGS.md`</w:t>
             </w:r>
           </w:p>
         </w:tc>
         <w:tc>
           <w:tcPr>
-            <w:tcW w:type="dxa" w:w="1541"/>
+            <w:tcW w:type="dxa" w:w="2880"/>
           </w:tcPr>
           <w:p>
             <w:r>
-              <w:rPr>
-                <w:rFonts w:ascii="Aptos" w:hAnsi="Aptos"/>
-                <w:sz w:val="16"/>
-              </w:rPr>
               <w:t>CANONICAL, APPEND-ONLY</w:t>
             </w:r>
           </w:p>
         </w:tc>
         <w:tc>
           <w:tcPr>
-            <w:tcW w:type="dxa" w:w="7009"/>
+            <w:tcW w:type="dxa" w:w="2880"/>
           </w:tcPr>
           <w:p>
             <w:r>
-              <w:rPr>
-                <w:rFonts w:ascii="Aptos" w:hAnsi="Aptos"/>
-                <w:sz w:val="16"/>
-              </w:rPr>
               <w:t>Verified engine findings from F-001; empty by design until G0.</w:t>
             </w:r>
           </w:p>
         </w:tc>
       </w:tr>
       <w:tr>
-        <w:trPr>
-          <w:cantSplit/>
-        </w:trPr>
         <w:tc>
           <w:tcPr>
-            <w:tcW w:type="dxa" w:w="1616"/>
-            <w:shd w:fill="EAF1F3"/>
+            <w:tcW w:type="dxa" w:w="2880"/>
           </w:tcPr>
           <w:p>
             <w:r>
-              <w:rPr>
-                <w:rFonts w:ascii="Aptos" w:hAnsi="Aptos"/>
-                <w:sz w:val="16"/>
-              </w:rPr>
-              <w:t>BATCH_LOG.md</w:t>
+              <w:t>`BATCH_LOG.md`</w:t>
             </w:r>
           </w:p>
         </w:tc>
         <w:tc>
           <w:tcPr>
-            <w:tcW w:type="dxa" w:w="1541"/>
-            <w:shd w:fill="EAF1F3"/>
+            <w:tcW w:type="dxa" w:w="2880"/>
           </w:tcPr>
           <w:p>
             <w:r>
-              <w:rPr>
-                <w:rFonts w:ascii="Aptos" w:hAnsi="Aptos"/>
-                <w:sz w:val="16"/>
-              </w:rPr>
               <w:t>REGULATORY</w:t>
             </w:r>
           </w:p>
         </w:tc>
         <w:tc>
           <w:tcPr>
-            <w:tcW w:type="dxa" w:w="7009"/>
-            <w:shd w:fill="EAF1F3"/>
+            <w:tcW w:type="dxa" w:w="2880"/>
           </w:tcPr>
           <w:p>
             <w:r>
-              <w:rPr>
-                <w:rFonts w:ascii="Aptos" w:hAnsi="Aptos"/>
-                <w:sz w:val="16"/>
-              </w:rPr>
               <w:t>Chronological index for the batch sequence.</w:t>
             </w:r>
           </w:p>
         </w:tc>
       </w:tr>
       <w:tr>
-        <w:trPr>
-          <w:cantSplit/>
-        </w:trPr>
         <w:tc>
           <w:tcPr>
-            <w:tcW w:type="dxa" w:w="1616"/>
+            <w:tcW w:type="dxa" w:w="2880"/>
           </w:tcPr>
           <w:p>
             <w:r>
-              <w:rPr>
-                <w:rFonts w:ascii="Aptos" w:hAnsi="Aptos"/>
-                <w:sz w:val="16"/>
-              </w:rPr>
-              <w:t>VERSION_MAP.md</w:t>
+              <w:t>`VERSION_MAP.md`</w:t>
             </w:r>
           </w:p>
         </w:tc>
         <w:tc>
           <w:tcPr>
-            <w:tcW w:type="dxa" w:w="1541"/>
+            <w:tcW w:type="dxa" w:w="2880"/>
           </w:tcPr>
           <w:p>
             <w:r>
-              <w:rPr>
-                <w:rFonts w:ascii="Aptos" w:hAnsi="Aptos"/>
-                <w:sz w:val="16"/>
-              </w:rPr>
               <w:t>REGULATORY</w:t>
             </w:r>
           </w:p>
         </w:tc>
         <w:tc>
           <w:tcPr>
-            <w:tcW w:type="dxa" w:w="7009"/>
+            <w:tcW w:type="dxa" w:w="2880"/>
           </w:tcPr>
           <w:p>
             <w:r>
-              <w:rPr>
-                <w:rFonts w:ascii="Aptos" w:hAnsi="Aptos"/>
-                <w:sz w:val="16"/>
-              </w:rPr>
               <w:t>The version machine's rendering over the closed chronology.</w:t>
             </w:r>
           </w:p>
         </w:tc>
       </w:tr>
       <w:tr>
-        <w:trPr>
-          <w:cantSplit/>
-        </w:trPr>
         <w:tc>
           <w:tcPr>
-            <w:tcW w:type="dxa" w:w="1616"/>
-            <w:shd w:fill="EAF1F3"/>
+            <w:tcW w:type="dxa" w:w="2880"/>
           </w:tcPr>
           <w:p>
             <w:r>
-              <w:rPr>
-                <w:rFonts w:ascii="Aptos" w:hAnsi="Aptos"/>
-                <w:sz w:val="16"/>
-              </w:rPr>
-              <w:t>ROADMAP.md</w:t>
+              <w:t>`ROADMAP.md`</w:t>
             </w:r>
           </w:p>
         </w:tc>
         <w:tc>
           <w:tcPr>
-            <w:tcW w:type="dxa" w:w="1541"/>
-            <w:shd w:fill="EAF1F3"/>
+            <w:tcW w:type="dxa" w:w="2880"/>
           </w:tcPr>
           <w:p>
             <w:r>
-              <w:rPr>
-                <w:rFonts w:ascii="Aptos" w:hAnsi="Aptos"/>
-                <w:sz w:val="16"/>
-              </w:rPr>
               <w:t>CANONICAL</w:t>
             </w:r>
           </w:p>
         </w:tc>
         <w:tc>
           <w:tcPr>
-            <w:tcW w:type="dxa" w:w="7009"/>
-            <w:shd w:fill="EAF1F3"/>
+            <w:tcW w:type="dxa" w:w="2880"/>
           </w:tcPr>
           <w:p>
             <w:r>
-              <w:rPr>
-                <w:rFonts w:ascii="Aptos" w:hAnsi="Aptos"/>
-                <w:sz w:val="16"/>
-              </w:rPr>
               <w:t>Gate order and the open-fork ledger.</w:t>
             </w:r>
           </w:p>
         </w:tc>
       </w:tr>
       <w:tr>
-        <w:trPr>
-          <w:cantSplit/>
-        </w:trPr>
         <w:tc>
           <w:tcPr>
-            <w:tcW w:type="dxa" w:w="1616"/>
+            <w:tcW w:type="dxa" w:w="2880"/>
           </w:tcPr>
           <w:p>
             <w:r>
-              <w:rPr>
-                <w:rFonts w:ascii="Aptos" w:hAnsi="Aptos"/>
-                <w:sz w:val="16"/>
-              </w:rPr>
-              <w:t>SESSION_STATE.md</w:t>
+              <w:t>`SESSION_STATE.md`</w:t>
             </w:r>
           </w:p>
         </w:tc>
         <w:tc>
           <w:tcPr>
-            <w:tcW w:type="dxa" w:w="1541"/>
+            <w:tcW w:type="dxa" w:w="2880"/>
           </w:tcPr>
           <w:p>
             <w:r>
-              <w:rPr>
-                <w:rFonts w:ascii="Aptos" w:hAnsi="Aptos"/>
-                <w:sz w:val="16"/>
-              </w:rPr>
               <w:t>CANONICAL</w:t>
             </w:r>
           </w:p>
         </w:tc>
         <w:tc>
           <w:tcPr>
-            <w:tcW w:type="dxa" w:w="7009"/>
+            <w:tcW w:type="dxa" w:w="2880"/>
           </w:tcPr>
           <w:p>
             <w:r>
-              <w:rPr>
-                <w:rFonts w:ascii="Aptos" w:hAnsi="Aptos"/>
-                <w:sz w:val="16"/>
-              </w:rPr>
               <w:t>Where the work actually stands.</w:t>
             </w:r>
           </w:p>
         </w:tc>
       </w:tr>
       <w:tr>
-        <w:trPr>
-          <w:cantSplit/>
-        </w:trPr>
         <w:tc>
           <w:tcPr>
-            <w:tcW w:type="dxa" w:w="1616"/>
-            <w:shd w:fill="EAF1F3"/>
+            <w:tcW w:type="dxa" w:w="2880"/>
           </w:tcPr>
           <w:p>
             <w:r>
-              <w:rPr>
-                <w:rFonts w:ascii="Aptos" w:hAnsi="Aptos"/>
-                <w:sz w:val="16"/>
-              </w:rPr>
-              <w:t>ENGINE_CONTRACT.md</w:t>
+              <w:t>`ENGINE_CONTRACT.md`</w:t>
             </w:r>
           </w:p>
         </w:tc>
         <w:tc>
           <w:tcPr>
-            <w:tcW w:type="dxa" w:w="1541"/>
-            <w:shd w:fill="EAF1F3"/>
+            <w:tcW w:type="dxa" w:w="2880"/>
           </w:tcPr>
           <w:p>
             <w:r>
-              <w:rPr>
-                <w:rFonts w:ascii="Aptos" w:hAnsi="Aptos"/>
-                <w:sz w:val="16"/>
-              </w:rPr>
               <w:t>CANONICAL, INCOMPLETE</w:t>
             </w:r>
           </w:p>
         </w:tc>
         <w:tc>
           <w:tcPr>
-            <w:tcW w:type="dxa" w:w="7009"/>
-            <w:shd w:fill="EAF1F3"/>
+            <w:tcW w:type="dxa" w:w="2880"/>
           </w:tcPr>
           <w:p>
             <w:r>
-              <w:rPr>
-                <w:rFonts w:ascii="Aptos" w:hAnsi="Aptos"/>
-                <w:sz w:val="16"/>
-              </w:rPr>
-              <w:t>The verified engine mechanics the turned require; live-unverified throughout.</w:t>
+              <w:t>The engine mechanics the turned require, with their recorded source evidence.</w:t>
             </w:r>
           </w:p>
         </w:tc>
       </w:tr>
       <w:tr>
-        <w:trPr>
-          <w:cantSplit/>
-        </w:trPr>
         <w:tc>
           <w:tcPr>
-            <w:tcW w:type="dxa" w:w="1616"/>
+            <w:tcW w:type="dxa" w:w="2880"/>
           </w:tcPr>
           <w:p>
             <w:r>
-              <w:rPr>
-                <w:rFonts w:ascii="Aptos" w:hAnsi="Aptos"/>
-                <w:sz w:val="16"/>
-              </w:rPr>
-              <w:t>SAO_SEAM_AUDIT.md</w:t>
+              <w:t>`SAO_SEAM_AUDIT.md`</w:t>
             </w:r>
           </w:p>
         </w:tc>
         <w:tc>
           <w:tcPr>
-            <w:tcW w:type="dxa" w:w="1541"/>
+            <w:tcW w:type="dxa" w:w="2880"/>
           </w:tcPr>
           <w:p>
             <w:r>
-              <w:rPr>
-                <w:rFonts w:ascii="Aptos" w:hAnsi="Aptos"/>
-                <w:sz w:val="16"/>
-              </w:rPr>
               <w:t>CANONICAL</w:t>
             </w:r>
           </w:p>
         </w:tc>
         <w:tc>
           <w:tcPr>
-            <w:tcW w:type="dxa" w:w="7009"/>
+            <w:tcW w:type="dxa" w:w="2880"/>
           </w:tcPr>
           <w:p>
             <w:r>
-              <w:rPr>
-                <w:rFonts w:ascii="Aptos" w:hAnsi="Aptos"/>
-                <w:sz w:val="16"/>
-              </w:rPr>
               <w:t>Reference audit of the sister at the turn; collision points and precedents.</w:t>
             </w:r>
           </w:p>
         </w:tc>
       </w:tr>
       <w:tr>
-        <w:trPr>
-          <w:cantSplit/>
-        </w:trPr>
         <w:tc>
           <w:tcPr>
-            <w:tcW w:type="dxa" w:w="1616"/>
-            <w:shd w:fill="EAF1F3"/>
+            <w:tcW w:type="dxa" w:w="2880"/>
           </w:tcPr>
           <w:p>
             <w:r>
-              <w:rPr>
-                <w:rFonts w:ascii="Aptos" w:hAnsi="Aptos"/>
-                <w:sz w:val="16"/>
-              </w:rPr>
-              <w:t>VERSION</w:t>
+              <w:t>`VERSION`</w:t>
             </w:r>
           </w:p>
         </w:tc>
         <w:tc>
           <w:tcPr>
-            <w:tcW w:type="dxa" w:w="1541"/>
-            <w:shd w:fill="EAF1F3"/>
+            <w:tcW w:type="dxa" w:w="2880"/>
           </w:tcPr>
           <w:p>
             <w:r>
-              <w:rPr>
-                <w:rFonts w:ascii="Aptos" w:hAnsi="Aptos"/>
-                <w:sz w:val="16"/>
-              </w:rPr>
               <w:t>CANONICAL</w:t>
             </w:r>
           </w:p>
         </w:tc>
         <w:tc>
           <w:tcPr>
-            <w:tcW w:type="dxa" w:w="7009"/>
-            <w:shd w:fill="EAF1F3"/>
+            <w:tcW w:type="dxa" w:w="2880"/>
           </w:tcPr>
           <w:p>
             <w:r>
-              <w:rPr>
-                <w:rFonts w:ascii="Aptos" w:hAnsi="Aptos"/>
-                <w:sz w:val="16"/>
-              </w:rPr>
-              <w:t>The machine's output. Every root header's Version cell reads this and nothing else.</w:t>
+              <w:t>The machine's output. Every root header's `Version` cell reads this and nothing else.</w:t>
             </w:r>
           </w:p>
         </w:tc>
       </w:tr>
       <w:tr>
-        <w:trPr>
-          <w:cantSplit/>
-        </w:trPr>
         <w:tc>
           <w:tcPr>
-            <w:tcW w:type="dxa" w:w="1616"/>
+            <w:tcW w:type="dxa" w:w="2880"/>
           </w:tcPr>
           <w:p>
             <w:r>
-              <w:rPr>
-                <w:rFonts w:ascii="Aptos" w:hAnsi="Aptos"/>
-                <w:sz w:val="16"/>
-              </w:rPr>
-              <w:t>LICENSE</w:t>
+              <w:t>`LICENSE`</w:t>
             </w:r>
           </w:p>
         </w:tc>
         <w:tc>
           <w:tcPr>
-            <w:tcW w:type="dxa" w:w="1541"/>
+            <w:tcW w:type="dxa" w:w="2880"/>
           </w:tcPr>
           <w:p>
             <w:r>
-              <w:rPr>
-                <w:rFonts w:ascii="Aptos" w:hAnsi="Aptos"/>
-                <w:sz w:val="16"/>
-              </w:rPr>
               <w:t>CANONICAL</w:t>
             </w:r>
           </w:p>
         </w:tc>
         <w:tc>
           <w:tcPr>
-            <w:tcW w:type="dxa" w:w="7009"/>
+            <w:tcW w:type="dxa" w:w="2880"/>
           </w:tcPr>
           <w:p>
             <w:r>
-              <w:rPr>
-                <w:rFonts w:ascii="Aptos" w:hAnsi="Aptos"/>
-                <w:sz w:val="16"/>
-              </w:rPr>
               <w:t>GPL-3.0.</w:t>
             </w:r>
           </w:p>
         </w:tc>
       </w:tr>
       <w:tr>
-        <w:trPr>
-          <w:cantSplit/>
-        </w:trPr>
         <w:tc>
           <w:tcPr>
-            <w:tcW w:type="dxa" w:w="1616"/>
-            <w:shd w:fill="EAF1F3"/>
+            <w:tcW w:type="dxa" w:w="2880"/>
           </w:tcPr>
           <w:p>
             <w:r>
-              <w:rPr>
-                <w:rFonts w:ascii="Aptos" w:hAnsi="Aptos"/>
-                <w:sz w:val="16"/>
-              </w:rPr>
-              <w:t>CREDITS.md</w:t>
+              <w:t>`CREDITS.md`</w:t>
             </w:r>
           </w:p>
         </w:tc>
         <w:tc>
           <w:tcPr>
-            <w:tcW w:type="dxa" w:w="1541"/>
-            <w:shd w:fill="EAF1F3"/>
+            <w:tcW w:type="dxa" w:w="2880"/>
           </w:tcPr>
           <w:p>
             <w:r>
-              <w:rPr>
-                <w:rFonts w:ascii="Aptos" w:hAnsi="Aptos"/>
-                <w:sz w:val="16"/>
-              </w:rPr>
               <w:t>CANONICAL</w:t>
             </w:r>
           </w:p>
         </w:tc>
         <w:tc>
           <w:tcPr>
-            <w:tcW w:type="dxa" w:w="7009"/>
-            <w:shd w:fill="EAF1F3"/>
+            <w:tcW w:type="dxa" w:w="2880"/>
           </w:tcPr>
           <w:p>
             <w:r>
-              <w:rPr>
-                <w:rFonts w:ascii="Aptos" w:hAnsi="Aptos"/>
-                <w:sz w:val="16"/>
-              </w:rPr>
               <w:t>Attribution and integration status per source; every entry states what was taken and what was not.</w:t>
             </w:r>
           </w:p>
         </w:tc>
       </w:tr>
       <w:tr>
-        <w:trPr>
-          <w:cantSplit/>
-        </w:trPr>
         <w:tc>
           <w:tcPr>
-            <w:tcW w:type="dxa" w:w="1616"/>
+            <w:tcW w:type="dxa" w:w="2880"/>
           </w:tcPr>
           <w:p>
             <w:r>
-              <w:rPr>
-                <w:rFonts w:ascii="Aptos" w:hAnsi="Aptos"/>
-                <w:sz w:val="16"/>
-              </w:rPr>
-              <w:t>MUTATION.md</w:t>
+              <w:t>`MUTATION.md`</w:t>
             </w:r>
           </w:p>
         </w:tc>
         <w:tc>
           <w:tcPr>
-            <w:tcW w:type="dxa" w:w="1541"/>
+            <w:tcW w:type="dxa" w:w="2880"/>
           </w:tcPr>
           <w:p>
             <w:r>
-              <w:rPr>
-                <w:rFonts w:ascii="Aptos" w:hAnsi="Aptos"/>
-                <w:sz w:val="16"/>
-              </w:rPr>
               <w:t>CANONICAL</w:t>
             </w:r>
           </w:p>
         </w:tc>
         <w:tc>
           <w:tcPr>
-            <w:tcW w:type="dxa" w:w="7009"/>
+            <w:tcW w:type="dxa" w:w="2880"/>
           </w:tcPr>
           <w:p>
             <w:r>
-              <w:rPr>
-                <w:rFonts w:ascii="Aptos" w:hAnsi="Aptos"/>
-                <w:sz w:val="16"/>
-              </w:rPr>
               <w:t>The mutation system as the operator defined it: what the pathogen does to a body and what that body becomes, with every dial named.</w:t>
             </w:r>
           </w:p>
         </w:tc>
       </w:tr>
       <w:tr>
-        <w:trPr>
-          <w:cantSplit/>
-        </w:trPr>
         <w:tc>
           <w:tcPr>
-            <w:tcW w:type="dxa" w:w="1616"/>
-            <w:shd w:fill="EAF1F3"/>
+            <w:tcW w:type="dxa" w:w="2880"/>
           </w:tcPr>
           <w:p>
             <w:r>
-              <w:rPr>
-                <w:rFonts w:ascii="Aptos" w:hAnsi="Aptos"/>
-                <w:sz w:val="16"/>
-              </w:rPr>
-              <w:t>FORMS.md</w:t>
+              <w:t>`FORMS.md`</w:t>
             </w:r>
           </w:p>
         </w:tc>
         <w:tc>
           <w:tcPr>
-            <w:tcW w:type="dxa" w:w="1541"/>
-            <w:shd w:fill="EAF1F3"/>
+            <w:tcW w:type="dxa" w:w="2880"/>
           </w:tcPr>
           <w:p>
             <w:r>
-              <w:rPr>
-                <w:rFonts w:ascii="Aptos" w:hAnsi="Aptos"/>
-                <w:sz w:val="16"/>
-              </w:rPr>
               <w:t>CANONICAL</w:t>
             </w:r>
           </w:p>
         </w:tc>
         <w:tc>
           <w:tcPr>
-            <w:tcW w:type="dxa" w:w="7009"/>
-            <w:shd w:fill="EAF1F3"/>
+            <w:tcW w:type="dxa" w:w="2880"/>
           </w:tcPr>
           <w:p>
             <w:r>
-              <w:rPr>
-                <w:rFonts w:ascii="Aptos" w:hAnsi="Aptos"/>
-                <w:sz w:val="16"/>
-              </w:rPr>
               <w:t>The six source-port forms, the 10 percent pathogen roll, and the normalized performance state.</w:t>
             </w:r>
           </w:p>
         </w:tc>
       </w:tr>
     </w:tbl>
+    <w:p/>
     <w:p>
       <w:pPr>
-        <w:pStyle w:val="Heading1"/>
+        <w:pStyle w:val="Heading2"/>
       </w:pPr>
       <w:r>
         <w:t>Instruction surface</w:t>
       </w:r>
     </w:p>
+    <w:p/>
     <w:tbl>
       <w:tblPr>
         <w:tblStyle w:val="TableGrid"/>
-        <w:tblW w:type="dxa" w:w="10166"/>
-        <w:jc w:val="center"/>
-        <w:tblLayout w:type="fixed"/>
+        <w:tblW w:type="auto" w:w="0"/>
         <w:tblLook w:firstColumn="1" w:firstRow="1" w:lastColumn="0" w:lastRow="0" w:noHBand="0" w:noVBand="1" w:val="04A0"/>
-        <w:tblInd w:type="dxa" w:w="120"/>
       </w:tblPr>
       <w:tblGrid>
-        <w:gridCol w:w="1963"/>
-        <w:gridCol w:w="1613"/>
-        <w:gridCol w:w="6590"/>
+        <w:gridCol w:w="2880"/>
+        <w:gridCol w:w="2880"/>
+        <w:gridCol w:w="2880"/>
       </w:tblGrid>
       <w:tr>
-        <w:trPr>
-          <w:cantSplit/>
-          <w:tblHeader/>
-        </w:trPr>
         <w:tc>
           <w:tcPr>
-            <w:tcW w:type="dxa" w:w="1963"/>
-            <w:shd w:fill="316273"/>
+            <w:tcW w:type="dxa" w:w="2880"/>
           </w:tcPr>
           <w:p>
             <w:r>
-              <w:rPr>
-                <w:rFonts w:ascii="Aptos" w:hAnsi="Aptos"/>
-                <w:b/>
-                <w:color w:val="FFFFFF"/>
-                <w:sz w:val="16"/>
-              </w:rPr>
               <w:t>File</w:t>
             </w:r>
           </w:p>
         </w:tc>
         <w:tc>
           <w:tcPr>
-            <w:tcW w:type="dxa" w:w="1613"/>
-            <w:shd w:fill="316273"/>
+            <w:tcW w:type="dxa" w:w="2880"/>
           </w:tcPr>
           <w:p>
             <w:r>
-              <w:rPr>
-                <w:rFonts w:ascii="Aptos" w:hAnsi="Aptos"/>
-                <w:b/>
-                <w:color w:val="FFFFFF"/>
-                <w:sz w:val="16"/>
-              </w:rPr>
               <w:t>Status</w:t>
             </w:r>
           </w:p>
         </w:tc>
         <w:tc>
           <w:tcPr>
-            <w:tcW w:type="dxa" w:w="6590"/>
-            <w:shd w:fill="316273"/>
+            <w:tcW w:type="dxa" w:w="2880"/>
           </w:tcPr>
           <w:p>
             <w:r>
-              <w:rPr>
-                <w:rFonts w:ascii="Aptos" w:hAnsi="Aptos"/>
-                <w:b/>
-                <w:color w:val="FFFFFF"/>
-                <w:sz w:val="16"/>
-              </w:rPr>
               <w:t>Role</w:t>
             </w:r>
           </w:p>
         </w:tc>
       </w:tr>
       <w:tr>
-        <w:trPr>
-          <w:cantSplit/>
-        </w:trPr>
         <w:tc>
           <w:tcPr>
-            <w:tcW w:type="dxa" w:w="1963"/>
+            <w:tcW w:type="dxa" w:w="2880"/>
           </w:tcPr>
           <w:p>
             <w:r>
-              <w:rPr>
-                <w:rFonts w:ascii="Aptos" w:hAnsi="Aptos"/>
-                <w:sz w:val="16"/>
-              </w:rPr>
-              <w:t>NEO.md</w:t>
+              <w:t>`NEO.md`</w:t>
             </w:r>
           </w:p>
         </w:tc>
         <w:tc>
           <w:tcPr>
-            <w:tcW w:type="dxa" w:w="1613"/>
+            <w:tcW w:type="dxa" w:w="2880"/>
           </w:tcPr>
           <w:p>
             <w:r>
-              <w:rPr>
-                <w:rFonts w:ascii="Aptos" w:hAnsi="Aptos"/>
-                <w:sz w:val="16"/>
-              </w:rPr>
               <w:t>CANONICAL</w:t>
             </w:r>
           </w:p>
         </w:tc>
         <w:tc>
           <w:tcPr>
-            <w:tcW w:type="dxa" w:w="6590"/>
+            <w:tcW w:type="dxa" w:w="2880"/>
           </w:tcPr>
           <w:p>
             <w:r>
-              <w:rPr>
-                <w:rFonts w:ascii="Aptos" w:hAnsi="Aptos"/>
-                <w:sz w:val="16"/>
-              </w:rPr>
               <w:t>The instruction surface. Read first.</w:t>
             </w:r>
           </w:p>
         </w:tc>
       </w:tr>
       <w:tr>
-        <w:trPr>
-          <w:cantSplit/>
-        </w:trPr>
         <w:tc>
           <w:tcPr>
-            <w:tcW w:type="dxa" w:w="1963"/>
-            <w:shd w:fill="EAF1F3"/>
+            <w:tcW w:type="dxa" w:w="2880"/>
           </w:tcPr>
           <w:p>
             <w:r>
-              <w:rPr>
-                <w:rFonts w:ascii="Aptos" w:hAnsi="Aptos"/>
-                <w:sz w:val="16"/>
-              </w:rPr>
-              <w:t>CLAUDE.md</w:t>
+              <w:t>`CLAUDE.md`</w:t>
             </w:r>
           </w:p>
         </w:tc>
         <w:tc>
           <w:tcPr>
-            <w:tcW w:type="dxa" w:w="1613"/>
-            <w:shd w:fill="EAF1F3"/>
+            <w:tcW w:type="dxa" w:w="2880"/>
           </w:tcPr>
           <w:p>
             <w:r>
-              <w:rPr>
-                <w:rFonts w:ascii="Aptos" w:hAnsi="Aptos"/>
-                <w:sz w:val="16"/>
-              </w:rPr>
               <w:t>SHIM</w:t>
             </w:r>
           </w:p>
         </w:tc>
         <w:tc>
           <w:tcPr>
-            <w:tcW w:type="dxa" w:w="6590"/>
-            <w:shd w:fill="EAF1F3"/>
+            <w:tcW w:type="dxa" w:w="2880"/>
           </w:tcPr>
           <w:p>
             <w:r>
-              <w:rPr>
-                <w:rFonts w:ascii="Aptos" w:hAnsi="Aptos"/>
-                <w:sz w:val="16"/>
-              </w:rPr>
-              <w:t>Autoload pointer to NEO.md.</w:t>
+              <w:t>Autoload pointer to `NEO.md`.</w:t>
             </w:r>
           </w:p>
         </w:tc>
       </w:tr>
       <w:tr>
-        <w:trPr>
-          <w:cantSplit/>
-        </w:trPr>
         <w:tc>
           <w:tcPr>
-            <w:tcW w:type="dxa" w:w="1963"/>
+            <w:tcW w:type="dxa" w:w="2880"/>
           </w:tcPr>
           <w:p>
             <w:r>
-              <w:rPr>
-                <w:rFonts w:ascii="Aptos" w:hAnsi="Aptos"/>
-                <w:sz w:val="16"/>
-              </w:rPr>
-              <w:t>AGENTS.md</w:t>
+              <w:t>`AGENTS.md`</w:t>
             </w:r>
           </w:p>
         </w:tc>
         <w:tc>
           <w:tcPr>
-            <w:tcW w:type="dxa" w:w="1613"/>
+            <w:tcW w:type="dxa" w:w="2880"/>
           </w:tcPr>
           <w:p>
             <w:r>
-              <w:rPr>
-                <w:rFonts w:ascii="Aptos" w:hAnsi="Aptos"/>
-                <w:sz w:val="16"/>
-              </w:rPr>
               <w:t>SHIM</w:t>
             </w:r>
           </w:p>
         </w:tc>
         <w:tc>
           <w:tcPr>
-            <w:tcW w:type="dxa" w:w="6590"/>
+            <w:tcW w:type="dxa" w:w="2880"/>
           </w:tcPr>
           <w:p>
             <w:r>
-              <w:rPr>
-                <w:rFonts w:ascii="Aptos" w:hAnsi="Aptos"/>
-                <w:sz w:val="16"/>
-              </w:rPr>
-              <w:t>Autoload pointer to NEO.md.</w:t>
+              <w:t>Autoload pointer to `NEO.md`.</w:t>
             </w:r>
           </w:p>
         </w:tc>
       </w:tr>
     </w:tbl>
+    <w:p/>
     <w:p>
       <w:pPr>
-        <w:pStyle w:val="Heading1"/>
+        <w:pStyle w:val="Heading2"/>
       </w:pPr>
       <w:r>
         <w:t>Directories</w:t>
       </w:r>
     </w:p>
+    <w:p/>
     <w:tbl>
       <w:tblPr>
         <w:tblStyle w:val="TableGrid"/>
-        <w:tblW w:type="dxa" w:w="10166"/>
-        <w:jc w:val="center"/>
-        <w:tblLayout w:type="fixed"/>
+        <w:tblW w:type="auto" w:w="0"/>
         <w:tblLook w:firstColumn="1" w:firstRow="1" w:lastColumn="0" w:lastRow="0" w:noHBand="0" w:noVBand="1" w:val="04A0"/>
-        <w:tblInd w:type="dxa" w:w="120"/>
       </w:tblPr>
       <w:tblGrid>
-        <w:gridCol w:w="1584"/>
-        <w:gridCol w:w="8582"/>
+        <w:gridCol w:w="4320"/>
+        <w:gridCol w:w="4320"/>
       </w:tblGrid>
       <w:tr>
-        <w:trPr>
-          <w:cantSplit/>
-          <w:tblHeader/>
-        </w:trPr>
         <w:tc>
           <w:tcPr>
-            <w:tcW w:type="dxa" w:w="1584"/>
-            <w:shd w:fill="316273"/>
+            <w:tcW w:type="dxa" w:w="4320"/>
           </w:tcPr>
           <w:p>
             <w:r>
-              <w:rPr>
-                <w:rFonts w:ascii="Aptos" w:hAnsi="Aptos"/>
-                <w:b/>
-                <w:color w:val="FFFFFF"/>
-                <w:sz w:val="16"/>
-              </w:rPr>
               <w:t>Path</w:t>
             </w:r>
           </w:p>
         </w:tc>
         <w:tc>
           <w:tcPr>
-            <w:tcW w:type="dxa" w:w="8582"/>
-            <w:shd w:fill="316273"/>
+            <w:tcW w:type="dxa" w:w="4320"/>
           </w:tcPr>
           <w:p>
             <w:r>
-              <w:rPr>
-                <w:rFonts w:ascii="Aptos" w:hAnsi="Aptos"/>
-                <w:b/>
-                <w:color w:val="FFFFFF"/>
-                <w:sz w:val="16"/>
-              </w:rPr>
               <w:t>Role</w:t>
             </w:r>
           </w:p>
         </w:tc>
       </w:tr>
       <w:tr>
-        <w:trPr>
-          <w:cantSplit/>
-        </w:trPr>
         <w:tc>
           <w:tcPr>
-            <w:tcW w:type="dxa" w:w="1584"/>
+            <w:tcW w:type="dxa" w:w="4320"/>
           </w:tcPr>
           <w:p>
             <w:r>
-              <w:rPr>
-                <w:rFonts w:ascii="Aptos" w:hAnsi="Aptos"/>
-                <w:sz w:val="16"/>
-              </w:rPr>
-              <w:t>Batches/</w:t>
+              <w:t>`Batches/`</w:t>
             </w:r>
           </w:p>
         </w:tc>
         <w:tc>
           <w:tcPr>
-            <w:tcW w:type="dxa" w:w="8582"/>
+            <w:tcW w:type="dxa" w:w="4320"/>
           </w:tcPr>
           <w:p>
             <w:r>
-              <w:rPr>
-                <w:rFonts w:ascii="Aptos" w:hAnsi="Aptos"/>
-                <w:sz w:val="16"/>
-              </w:rPr>
               <w:t>One alphanumeric batch sequence; one record per closed batch; the thread index.</w:t>
             </w:r>
           </w:p>
         </w:tc>
       </w:tr>
       <w:tr>
-        <w:trPr>
-          <w:cantSplit/>
-        </w:trPr>
         <w:tc>
           <w:tcPr>
-            <w:tcW w:type="dxa" w:w="1584"/>
-            <w:shd w:fill="EAF1F3"/>
+            <w:tcW w:type="dxa" w:w="4320"/>
           </w:tcPr>
           <w:p>
             <w:r>
-              <w:rPr>
-                <w:rFonts w:ascii="Aptos" w:hAnsi="Aptos"/>
-                <w:sz w:val="16"/>
-              </w:rPr>
-              <w:t>tools/</w:t>
+              <w:t>`tools/`</w:t>
             </w:r>
           </w:p>
         </w:tc>
         <w:tc>
           <w:tcPr>
-            <w:tcW w:type="dxa" w:w="8582"/>
-            <w:shd w:fill="EAF1F3"/>
+            <w:tcW w:type="dxa" w:w="4320"/>
           </w:tcPr>
           <w:p>
             <w:r>
-              <w:rPr>
-                <w:rFonts w:ascii="Aptos" w:hAnsi="Aptos"/>
-                <w:sz w:val="16"/>
-              </w:rPr>
-              <w:t>The evidence apparatus: the borders, check.sh, the version machine, the pre-commit hook.</w:t>
+              <w:t>The evidence apparatus: the borders, `check.sh`, the version machine, the pre-commit hook.</w:t>
             </w:r>
           </w:p>
         </w:tc>
       </w:tr>
     </w:tbl>
+    <w:p/>
     <w:p>
       <w:r>
-        <w:t>artifacts/docx/ holds generated readable exports; the corresponding Markdown remains the working source.</w:t>
+        <w:t>`artifacts/docx/` holds generated readable exports; the corresponding Markdown remains the working source.</w:t>
       </w:r>
     </w:p>
+    <w:p/>
     <w:sectPr>
-      <w:footerReference w:type="default" r:id="rId9"/>
       <w:pgSz w:w="12240" w:h="15840"/>
-      <w:pgMar w:top="749" w:right="1037" w:bottom="749" w:left="1037" w:header="720" w:footer="720" w:gutter="0"/>
+      <w:pgMar w:top="1440" w:right="1800" w:bottom="1440" w:left="1800" w:header="720" w:footer="720" w:gutter="0"/>
       <w:cols w:space="720"/>
       <w:docGrid w:linePitch="360"/>
     </w:sectPr>
   </w:body>
 </w:document>
-</file>
-
-<file path=word/footer1.xml><?xml version="1.0" encoding="utf-8"?>
-<w:ftr xmlns:m="http://schemas.openxmlformats.org/officeDocument/2006/math" xmlns:mc="http://schemas.openxmlformats.org/markup-compatibility/2006" xmlns:mo="http://schemas.microsoft.com/office/mac/office/2008/main" xmlns:mv="urn:schemas-microsoft-com:mac:vml" xmlns:o="urn:schemas-microsoft-com:office:office" xmlns:r="http://schemas.openxmlformats.org/officeDocument/2006/relationships" xmlns:v="urn:schemas-microsoft-com:vml" xmlns:w10="urn:schemas-microsoft-com:office:word" xmlns:w14="http://schemas.microsoft.com/office/word/2010/wordml" xmlns:w="http://schemas.openxmlformats.org/wordprocessingml/2006/main" xmlns:wne="http://schemas.microsoft.com/office/word/2006/wordml" xmlns:wp14="http://schemas.microsoft.com/office/word/2010/wordprocessingDrawing" xmlns:wp="http://schemas.openxmlformats.org/drawingml/2006/wordprocessingDrawing" xmlns:wpc="http://schemas.microsoft.com/office/word/2010/wordprocessingCanvas" xmlns:wpg="http://schemas.microsoft.com/office/word/2010/wordprocessingGroup" xmlns:wpi="http://schemas.microsoft.com/office/word/2010/wordprocessingInk" xmlns:wps="http://schemas.microsoft.com/office/word/2010/wordprocessingShape" mc:Ignorable="w14 wp14">
-  <w:p>
-    <w:pPr>
-      <w:pStyle w:val="Footer"/>
-      <w:jc w:val="center"/>
-    </w:pPr>
-    <w:r>
-      <w:rPr>
-        <w:sz w:val="16"/>
-      </w:rPr>
-      <w:t>Zombie Awareness Overhaul | 0.5.4.0-pre-alpha | A44</w:t>
-    </w:r>
-  </w:p>
-</w:ftr>
 </file>
 
 <file path=word/numbering.xml><?xml version="1.0" encoding="utf-8"?>
@@ -2112,13 +1521,6 @@
     <w:name w:val="Normal"/>
     <w:qFormat/>
     <w:rsid w:val="00FC693F"/>
-    <w:pPr>
-      <w:spacing w:after="70"/>
-    </w:pPr>
-    <w:rPr>
-      <w:rFonts w:ascii="Aptos" w:hAnsi="Aptos"/>
-      <w:sz w:val="18"/>
-    </w:rPr>
   </w:style>
   <w:style w:type="paragraph" w:styleId="Header">
     <w:name w:val="header"/>
@@ -2179,11 +1581,11 @@
       <w:outlineLvl w:val="0"/>
     </w:pPr>
     <w:rPr>
-      <w:rFonts w:asciiTheme="majorHAnsi" w:eastAsiaTheme="majorEastAsia" w:hAnsiTheme="majorHAnsi" w:cstheme="majorBidi" w:ascii="Aptos Display" w:hAnsi="Aptos Display"/>
+      <w:rFonts w:asciiTheme="majorHAnsi" w:eastAsiaTheme="majorEastAsia" w:hAnsiTheme="majorHAnsi" w:cstheme="majorBidi"/>
       <w:b/>
       <w:bCs/>
-      <w:color w:val="316273"/>
-      <w:sz w:val="34"/>
+      <w:color w:val="365F91" w:themeColor="accent1" w:themeShade="BF"/>
+      <w:sz w:val="28"/>
       <w:szCs w:val="28"/>
     </w:rPr>
   </w:style>
@@ -2203,11 +1605,11 @@
       <w:outlineLvl w:val="1"/>
     </w:pPr>
     <w:rPr>
-      <w:rFonts w:asciiTheme="majorHAnsi" w:eastAsiaTheme="majorEastAsia" w:hAnsiTheme="majorHAnsi" w:cstheme="majorBidi" w:ascii="Aptos Display" w:hAnsi="Aptos Display"/>
+      <w:rFonts w:asciiTheme="majorHAnsi" w:eastAsiaTheme="majorEastAsia" w:hAnsiTheme="majorHAnsi" w:cstheme="majorBidi"/>
       <w:b/>
       <w:bCs/>
-      <w:color w:val="316273"/>
-      <w:sz w:val="30"/>
+      <w:color w:val="4F81BD" w:themeColor="accent1"/>
+      <w:sz w:val="26"/>
       <w:szCs w:val="26"/>
     </w:rPr>
   </w:style>
@@ -2227,11 +1629,10 @@
       <w:outlineLvl w:val="2"/>
     </w:pPr>
     <w:rPr>
-      <w:rFonts w:asciiTheme="majorHAnsi" w:eastAsiaTheme="majorEastAsia" w:hAnsiTheme="majorHAnsi" w:cstheme="majorBidi" w:ascii="Aptos Display" w:hAnsi="Aptos Display"/>
+      <w:rFonts w:asciiTheme="majorHAnsi" w:eastAsiaTheme="majorEastAsia" w:hAnsiTheme="majorHAnsi" w:cstheme="majorBidi"/>
       <w:b/>
       <w:bCs/>
-      <w:color w:val="316273"/>
-      <w:sz w:val="26"/>
+      <w:color w:val="4F81BD" w:themeColor="accent1"/>
     </w:rPr>
   </w:style>
   <w:style w:type="paragraph" w:styleId="Heading4">
@@ -2251,13 +1652,12 @@
       <w:outlineLvl w:val="3"/>
     </w:pPr>
     <w:rPr>
-      <w:rFonts w:asciiTheme="majorHAnsi" w:eastAsiaTheme="majorEastAsia" w:hAnsiTheme="majorHAnsi" w:cstheme="majorBidi" w:ascii="Aptos Display" w:hAnsi="Aptos Display"/>
+      <w:rFonts w:asciiTheme="majorHAnsi" w:eastAsiaTheme="majorEastAsia" w:hAnsiTheme="majorHAnsi" w:cstheme="majorBidi"/>
       <w:b/>
       <w:bCs/>
       <w:i/>
       <w:iCs/>
-      <w:color w:val="316273"/>
-      <w:sz w:val="22"/>
+      <w:color w:val="4F81BD" w:themeColor="accent1"/>
     </w:rPr>
   </w:style>
   <w:style w:type="paragraph" w:styleId="Heading5">
